--- a/project-todoList.docx
+++ b/project-todoList.docx
@@ -47,6 +47,9 @@
         <w:br/>
       </w:r>
       <w:r>
+        <w:rPr>
+          <w:noProof/>
+        </w:rPr>
         <w:drawing>
           <wp:inline distT="0" distB="0" distL="0" distR="0" wp14:anchorId="064D6FA6" wp14:editId="63C0F743">
             <wp:extent cx="5639289" cy="4694327"/>
@@ -4188,7 +4191,3437 @@
         <w:t>___________________________________________________________</w:t>
       </w:r>
     </w:p>
-    <w:p/>
+    <w:p>
+      <w:pPr>
+        <w:rPr>
+          <w:b w:val="0"/>
+          <w:bCs w:val="0"/>
+        </w:rPr>
+      </w:pPr>
+    </w:p>
+    <w:p>
+      <w:pPr>
+        <w:rPr>
+          <w:b w:val="0"/>
+          <w:bCs w:val="0"/>
+        </w:rPr>
+      </w:pPr>
+      <w:r>
+        <w:rPr>
+          <w:b w:val="0"/>
+          <w:bCs w:val="0"/>
+        </w:rPr>
+        <w:t># Enterprise-Kiosk Vanguard</w:t>
+      </w:r>
+    </w:p>
+    <w:p>
+      <w:pPr>
+        <w:rPr>
+          <w:b w:val="0"/>
+          <w:bCs w:val="0"/>
+        </w:rPr>
+      </w:pPr>
+    </w:p>
+    <w:p>
+      <w:pPr>
+        <w:rPr>
+          <w:b w:val="0"/>
+          <w:bCs w:val="0"/>
+        </w:rPr>
+      </w:pPr>
+      <w:r>
+        <w:rPr>
+          <w:b w:val="0"/>
+          <w:bCs w:val="0"/>
+        </w:rPr>
+        <w:t>## Final Data Flow Diagram</w:t>
+      </w:r>
+    </w:p>
+    <w:p>
+      <w:pPr>
+        <w:rPr>
+          <w:b w:val="0"/>
+          <w:bCs w:val="0"/>
+        </w:rPr>
+      </w:pPr>
+    </w:p>
+    <w:p>
+      <w:pPr>
+        <w:rPr>
+          <w:b w:val="0"/>
+          <w:bCs w:val="0"/>
+        </w:rPr>
+      </w:pPr>
+      <w:r>
+        <w:rPr>
+          <w:b w:val="0"/>
+          <w:bCs w:val="0"/>
+        </w:rPr>
+        <w:t>### Shape / Symbol Legend</w:t>
+      </w:r>
+    </w:p>
+    <w:p>
+      <w:pPr>
+        <w:rPr>
+          <w:b w:val="0"/>
+          <w:bCs w:val="0"/>
+        </w:rPr>
+      </w:pPr>
+    </w:p>
+    <w:p>
+      <w:pPr>
+        <w:rPr>
+          <w:b w:val="0"/>
+          <w:bCs w:val="0"/>
+        </w:rPr>
+      </w:pPr>
+      <w:r>
+        <w:rPr>
+          <w:b w:val="0"/>
+          <w:bCs w:val="0"/>
+        </w:rPr>
+        <w:t>| Symbol         | Meaning         | Naming Rule                    |</w:t>
+      </w:r>
+    </w:p>
+    <w:p>
+      <w:pPr>
+        <w:rPr>
+          <w:b w:val="0"/>
+          <w:bCs w:val="0"/>
+        </w:rPr>
+      </w:pPr>
+      <w:r>
+        <w:rPr>
+          <w:b w:val="0"/>
+          <w:bCs w:val="0"/>
+        </w:rPr>
+        <w:t>| -------------- | --------------- | ------------------------------ |</w:t>
+      </w:r>
+    </w:p>
+    <w:p>
+      <w:pPr>
+        <w:rPr>
+          <w:b w:val="0"/>
+          <w:bCs w:val="0"/>
+        </w:rPr>
+      </w:pPr>
+      <w:r>
+        <w:rPr>
+          <w:b w:val="0"/>
+          <w:bCs w:val="0"/>
+        </w:rPr>
+        <w:t>| `*ENTITY*`     | External Entity | Noun / external system or user |</w:t>
+      </w:r>
+    </w:p>
+    <w:p>
+      <w:pPr>
+        <w:rPr>
+          <w:b w:val="0"/>
+          <w:bCs w:val="0"/>
+        </w:rPr>
+      </w:pPr>
+      <w:r>
+        <w:rPr>
+          <w:b w:val="0"/>
+          <w:bCs w:val="0"/>
+        </w:rPr>
+        <w:t>| `*PROCESS*`    | Process         | **Verb / action**              |</w:t>
+      </w:r>
+    </w:p>
+    <w:p>
+      <w:pPr>
+        <w:rPr>
+          <w:b w:val="0"/>
+          <w:bCs w:val="0"/>
+        </w:rPr>
+      </w:pPr>
+      <w:r>
+        <w:rPr>
+          <w:b w:val="0"/>
+          <w:bCs w:val="0"/>
+        </w:rPr>
+        <w:t>| `*DATA FLOW*</w:t>
+      </w:r>
+      <w:proofErr w:type="gramStart"/>
+      <w:r>
+        <w:rPr>
+          <w:b w:val="0"/>
+          <w:bCs w:val="0"/>
+        </w:rPr>
+        <w:t>`  |</w:t>
+      </w:r>
+      <w:proofErr w:type="gramEnd"/>
+      <w:r>
+        <w:rPr>
+          <w:b w:val="0"/>
+          <w:bCs w:val="0"/>
+        </w:rPr>
+        <w:t xml:space="preserve"> Data Flow       | Data being transferred         |</w:t>
+      </w:r>
+    </w:p>
+    <w:p>
+      <w:pPr>
+        <w:rPr>
+          <w:b w:val="0"/>
+          <w:bCs w:val="0"/>
+        </w:rPr>
+      </w:pPr>
+      <w:r>
+        <w:rPr>
+          <w:b w:val="0"/>
+          <w:bCs w:val="0"/>
+        </w:rPr>
+        <w:t>| `*DATA STORE*` | Data Store      | Stored information             |</w:t>
+      </w:r>
+    </w:p>
+    <w:p>
+      <w:pPr>
+        <w:rPr>
+          <w:b w:val="0"/>
+          <w:bCs w:val="0"/>
+        </w:rPr>
+      </w:pPr>
+    </w:p>
+    <w:p>
+      <w:pPr>
+        <w:rPr>
+          <w:b w:val="0"/>
+          <w:bCs w:val="0"/>
+        </w:rPr>
+      </w:pPr>
+      <w:r>
+        <w:rPr>
+          <w:b w:val="0"/>
+          <w:bCs w:val="0"/>
+        </w:rPr>
+        <w:t>---</w:t>
+      </w:r>
+    </w:p>
+    <w:p>
+      <w:pPr>
+        <w:rPr>
+          <w:b w:val="0"/>
+          <w:bCs w:val="0"/>
+        </w:rPr>
+      </w:pPr>
+    </w:p>
+    <w:p>
+      <w:pPr>
+        <w:rPr>
+          <w:b w:val="0"/>
+          <w:bCs w:val="0"/>
+        </w:rPr>
+      </w:pPr>
+      <w:r>
+        <w:rPr>
+          <w:b w:val="0"/>
+          <w:bCs w:val="0"/>
+        </w:rPr>
+        <w:t># DFD LEVEL 0 — CONTEXT DIAGRAM</w:t>
+      </w:r>
+    </w:p>
+    <w:p>
+      <w:pPr>
+        <w:rPr>
+          <w:b w:val="0"/>
+          <w:bCs w:val="0"/>
+        </w:rPr>
+      </w:pPr>
+    </w:p>
+    <w:p>
+      <w:pPr>
+        <w:rPr>
+          <w:b w:val="0"/>
+          <w:bCs w:val="0"/>
+        </w:rPr>
+      </w:pPr>
+      <w:r>
+        <w:rPr>
+          <w:b w:val="0"/>
+          <w:bCs w:val="0"/>
+        </w:rPr>
+        <w:t>### Main Process</w:t>
+      </w:r>
+    </w:p>
+    <w:p>
+      <w:pPr>
+        <w:rPr>
+          <w:b w:val="0"/>
+          <w:bCs w:val="0"/>
+        </w:rPr>
+      </w:pPr>
+    </w:p>
+    <w:p>
+      <w:pPr>
+        <w:rPr>
+          <w:b w:val="0"/>
+          <w:bCs w:val="0"/>
+        </w:rPr>
+      </w:pPr>
+      <w:r>
+        <w:rPr>
+          <w:b w:val="0"/>
+          <w:bCs w:val="0"/>
+        </w:rPr>
+        <w:t>`*PROCESS*` **PROVIDE ATM SERVICES**</w:t>
+      </w:r>
+    </w:p>
+    <w:p>
+      <w:pPr>
+        <w:rPr>
+          <w:b w:val="0"/>
+          <w:bCs w:val="0"/>
+        </w:rPr>
+      </w:pPr>
+    </w:p>
+    <w:p>
+      <w:pPr>
+        <w:rPr>
+          <w:b w:val="0"/>
+          <w:bCs w:val="0"/>
+        </w:rPr>
+      </w:pPr>
+      <w:r>
+        <w:rPr>
+          <w:b w:val="0"/>
+          <w:bCs w:val="0"/>
+        </w:rPr>
+        <w:t>### External Entities</w:t>
+      </w:r>
+    </w:p>
+    <w:p>
+      <w:pPr>
+        <w:rPr>
+          <w:b w:val="0"/>
+          <w:bCs w:val="0"/>
+        </w:rPr>
+      </w:pPr>
+    </w:p>
+    <w:p>
+      <w:pPr>
+        <w:rPr>
+          <w:b w:val="0"/>
+          <w:bCs w:val="0"/>
+        </w:rPr>
+      </w:pPr>
+      <w:r>
+        <w:rPr>
+          <w:b w:val="0"/>
+          <w:bCs w:val="0"/>
+        </w:rPr>
+        <w:t>* `*ENTITY*` **CUSTOMER**</w:t>
+      </w:r>
+    </w:p>
+    <w:p>
+      <w:pPr>
+        <w:rPr>
+          <w:b w:val="0"/>
+          <w:bCs w:val="0"/>
+        </w:rPr>
+      </w:pPr>
+      <w:r>
+        <w:rPr>
+          <w:b w:val="0"/>
+          <w:bCs w:val="0"/>
+        </w:rPr>
+        <w:t>* `*ENTITY*` **CORE BANKING SYSTEM**</w:t>
+      </w:r>
+    </w:p>
+    <w:p>
+      <w:pPr>
+        <w:rPr>
+          <w:b w:val="0"/>
+          <w:bCs w:val="0"/>
+        </w:rPr>
+      </w:pPr>
+      <w:r>
+        <w:rPr>
+          <w:b w:val="0"/>
+          <w:bCs w:val="0"/>
+        </w:rPr>
+        <w:t>* `*ENTITY*` **FLEET OPERATIONS CENTER**</w:t>
+      </w:r>
+    </w:p>
+    <w:p>
+      <w:pPr>
+        <w:rPr>
+          <w:b w:val="0"/>
+          <w:bCs w:val="0"/>
+        </w:rPr>
+      </w:pPr>
+    </w:p>
+    <w:p>
+      <w:pPr>
+        <w:rPr>
+          <w:b w:val="0"/>
+          <w:bCs w:val="0"/>
+        </w:rPr>
+      </w:pPr>
+      <w:r>
+        <w:rPr>
+          <w:b w:val="0"/>
+          <w:bCs w:val="0"/>
+        </w:rPr>
+        <w:t>### Data Flows</w:t>
+      </w:r>
+    </w:p>
+    <w:p>
+      <w:pPr>
+        <w:rPr>
+          <w:b w:val="0"/>
+          <w:bCs w:val="0"/>
+        </w:rPr>
+      </w:pPr>
+    </w:p>
+    <w:p>
+      <w:pPr>
+        <w:rPr>
+          <w:b w:val="0"/>
+          <w:bCs w:val="0"/>
+        </w:rPr>
+      </w:pPr>
+      <w:r>
+        <w:rPr>
+          <w:b w:val="0"/>
+          <w:bCs w:val="0"/>
+        </w:rPr>
+        <w:t>#### CUSTOMER → PROVIDE ATM SERVICES</w:t>
+      </w:r>
+    </w:p>
+    <w:p>
+      <w:pPr>
+        <w:rPr>
+          <w:b w:val="0"/>
+          <w:bCs w:val="0"/>
+        </w:rPr>
+      </w:pPr>
+    </w:p>
+    <w:p>
+      <w:pPr>
+        <w:rPr>
+          <w:b w:val="0"/>
+          <w:bCs w:val="0"/>
+        </w:rPr>
+      </w:pPr>
+      <w:r>
+        <w:rPr>
+          <w:b w:val="0"/>
+          <w:bCs w:val="0"/>
+        </w:rPr>
+        <w:t>* `*DATA FLOW*` **Biometric Data**</w:t>
+      </w:r>
+    </w:p>
+    <w:p>
+      <w:pPr>
+        <w:rPr>
+          <w:b w:val="0"/>
+          <w:bCs w:val="0"/>
+        </w:rPr>
+      </w:pPr>
+      <w:r>
+        <w:rPr>
+          <w:b w:val="0"/>
+          <w:bCs w:val="0"/>
+        </w:rPr>
+        <w:t>* `*DATA FLOW*` **Gesture Input**</w:t>
+      </w:r>
+    </w:p>
+    <w:p>
+      <w:pPr>
+        <w:rPr>
+          <w:b w:val="0"/>
+          <w:bCs w:val="0"/>
+        </w:rPr>
+      </w:pPr>
+      <w:r>
+        <w:rPr>
+          <w:b w:val="0"/>
+          <w:bCs w:val="0"/>
+        </w:rPr>
+        <w:t>* `*DATA FLOW*` **Transaction Request**</w:t>
+      </w:r>
+    </w:p>
+    <w:p>
+      <w:pPr>
+        <w:rPr>
+          <w:b w:val="0"/>
+          <w:bCs w:val="0"/>
+        </w:rPr>
+      </w:pPr>
+      <w:r>
+        <w:rPr>
+          <w:b w:val="0"/>
+          <w:bCs w:val="0"/>
+        </w:rPr>
+        <w:t>* `*DATA FLOW*` **Security Request**</w:t>
+      </w:r>
+    </w:p>
+    <w:p>
+      <w:pPr>
+        <w:rPr>
+          <w:b w:val="0"/>
+          <w:bCs w:val="0"/>
+        </w:rPr>
+      </w:pPr>
+    </w:p>
+    <w:p>
+      <w:pPr>
+        <w:rPr>
+          <w:b w:val="0"/>
+          <w:bCs w:val="0"/>
+        </w:rPr>
+      </w:pPr>
+      <w:r>
+        <w:rPr>
+          <w:b w:val="0"/>
+          <w:bCs w:val="0"/>
+        </w:rPr>
+        <w:t>#### PROVIDE ATM SERVICES → CUSTOMER</w:t>
+      </w:r>
+    </w:p>
+    <w:p>
+      <w:pPr>
+        <w:rPr>
+          <w:b w:val="0"/>
+          <w:bCs w:val="0"/>
+        </w:rPr>
+      </w:pPr>
+    </w:p>
+    <w:p>
+      <w:pPr>
+        <w:rPr>
+          <w:b w:val="0"/>
+          <w:bCs w:val="0"/>
+        </w:rPr>
+      </w:pPr>
+      <w:r>
+        <w:rPr>
+          <w:b w:val="0"/>
+          <w:bCs w:val="0"/>
+        </w:rPr>
+        <w:t>* `*DATA FLOW*` **Authentication**</w:t>
+      </w:r>
+    </w:p>
+    <w:p>
+      <w:pPr>
+        <w:rPr>
+          <w:b w:val="0"/>
+          <w:bCs w:val="0"/>
+        </w:rPr>
+      </w:pPr>
+      <w:r>
+        <w:rPr>
+          <w:b w:val="0"/>
+          <w:bCs w:val="0"/>
+        </w:rPr>
+        <w:t>* `*DATA FLOW*` **Dashboard**</w:t>
+      </w:r>
+    </w:p>
+    <w:p>
+      <w:pPr>
+        <w:rPr>
+          <w:b w:val="0"/>
+          <w:bCs w:val="0"/>
+        </w:rPr>
+      </w:pPr>
+      <w:r>
+        <w:rPr>
+          <w:b w:val="0"/>
+          <w:bCs w:val="0"/>
+        </w:rPr>
+        <w:t>* `*DATA FLOW*` **Transaction Result**</w:t>
+      </w:r>
+    </w:p>
+    <w:p>
+      <w:pPr>
+        <w:rPr>
+          <w:b w:val="0"/>
+          <w:bCs w:val="0"/>
+        </w:rPr>
+      </w:pPr>
+      <w:r>
+        <w:rPr>
+          <w:b w:val="0"/>
+          <w:bCs w:val="0"/>
+        </w:rPr>
+        <w:lastRenderedPageBreak/>
+        <w:t>* `*DATA FLOW*` **Cash Status**</w:t>
+      </w:r>
+    </w:p>
+    <w:p>
+      <w:pPr>
+        <w:rPr>
+          <w:b w:val="0"/>
+          <w:bCs w:val="0"/>
+        </w:rPr>
+      </w:pPr>
+      <w:r>
+        <w:rPr>
+          <w:b w:val="0"/>
+          <w:bCs w:val="0"/>
+        </w:rPr>
+        <w:t>* `*DATA FLOW*` **Receipt**</w:t>
+      </w:r>
+    </w:p>
+    <w:p>
+      <w:pPr>
+        <w:rPr>
+          <w:b w:val="0"/>
+          <w:bCs w:val="0"/>
+        </w:rPr>
+      </w:pPr>
+    </w:p>
+    <w:p>
+      <w:pPr>
+        <w:rPr>
+          <w:b w:val="0"/>
+          <w:bCs w:val="0"/>
+        </w:rPr>
+      </w:pPr>
+      <w:r>
+        <w:rPr>
+          <w:b w:val="0"/>
+          <w:bCs w:val="0"/>
+        </w:rPr>
+        <w:t>---</w:t>
+      </w:r>
+    </w:p>
+    <w:p>
+      <w:pPr>
+        <w:rPr>
+          <w:b w:val="0"/>
+          <w:bCs w:val="0"/>
+        </w:rPr>
+      </w:pPr>
+    </w:p>
+    <w:p>
+      <w:pPr>
+        <w:rPr>
+          <w:b w:val="0"/>
+          <w:bCs w:val="0"/>
+        </w:rPr>
+      </w:pPr>
+      <w:r>
+        <w:rPr>
+          <w:b w:val="0"/>
+          <w:bCs w:val="0"/>
+        </w:rPr>
+        <w:t>### CORE BANKING SYSTEM → PROVIDE ATM SERVICES</w:t>
+      </w:r>
+    </w:p>
+    <w:p>
+      <w:pPr>
+        <w:rPr>
+          <w:b w:val="0"/>
+          <w:bCs w:val="0"/>
+        </w:rPr>
+      </w:pPr>
+    </w:p>
+    <w:p>
+      <w:pPr>
+        <w:rPr>
+          <w:b w:val="0"/>
+          <w:bCs w:val="0"/>
+        </w:rPr>
+      </w:pPr>
+      <w:r>
+        <w:rPr>
+          <w:b w:val="0"/>
+          <w:bCs w:val="0"/>
+        </w:rPr>
+        <w:t>* `*DATA FLOW*` **Account Data**</w:t>
+      </w:r>
+    </w:p>
+    <w:p>
+      <w:pPr>
+        <w:rPr>
+          <w:b w:val="0"/>
+          <w:bCs w:val="0"/>
+        </w:rPr>
+      </w:pPr>
+      <w:r>
+        <w:rPr>
+          <w:b w:val="0"/>
+          <w:bCs w:val="0"/>
+        </w:rPr>
+        <w:t>* `*DATA FLOW*` **Authorization**</w:t>
+      </w:r>
+    </w:p>
+    <w:p>
+      <w:pPr>
+        <w:rPr>
+          <w:b w:val="0"/>
+          <w:bCs w:val="0"/>
+        </w:rPr>
+      </w:pPr>
+    </w:p>
+    <w:p>
+      <w:pPr>
+        <w:rPr>
+          <w:b w:val="0"/>
+          <w:bCs w:val="0"/>
+        </w:rPr>
+      </w:pPr>
+      <w:r>
+        <w:rPr>
+          <w:b w:val="0"/>
+          <w:bCs w:val="0"/>
+        </w:rPr>
+        <w:t>### PROVIDE ATM SERVICES → CORE BANKING SYSTEM</w:t>
+      </w:r>
+    </w:p>
+    <w:p>
+      <w:pPr>
+        <w:rPr>
+          <w:b w:val="0"/>
+          <w:bCs w:val="0"/>
+        </w:rPr>
+      </w:pPr>
+    </w:p>
+    <w:p>
+      <w:pPr>
+        <w:rPr>
+          <w:b w:val="0"/>
+          <w:bCs w:val="0"/>
+        </w:rPr>
+      </w:pPr>
+      <w:r>
+        <w:rPr>
+          <w:b w:val="0"/>
+          <w:bCs w:val="0"/>
+        </w:rPr>
+        <w:t>* `*DATA FLOW*` **Transaction Data**</w:t>
+      </w:r>
+    </w:p>
+    <w:p>
+      <w:pPr>
+        <w:rPr>
+          <w:b w:val="0"/>
+          <w:bCs w:val="0"/>
+        </w:rPr>
+      </w:pPr>
+      <w:r>
+        <w:rPr>
+          <w:b w:val="0"/>
+          <w:bCs w:val="0"/>
+        </w:rPr>
+        <w:t>* `*DATA FLOW*` **Account Updates**</w:t>
+      </w:r>
+    </w:p>
+    <w:p>
+      <w:pPr>
+        <w:rPr>
+          <w:b w:val="0"/>
+          <w:bCs w:val="0"/>
+        </w:rPr>
+      </w:pPr>
+    </w:p>
+    <w:p>
+      <w:pPr>
+        <w:rPr>
+          <w:b w:val="0"/>
+          <w:bCs w:val="0"/>
+        </w:rPr>
+      </w:pPr>
+      <w:r>
+        <w:rPr>
+          <w:b w:val="0"/>
+          <w:bCs w:val="0"/>
+        </w:rPr>
+        <w:t>---</w:t>
+      </w:r>
+    </w:p>
+    <w:p>
+      <w:pPr>
+        <w:rPr>
+          <w:b w:val="0"/>
+          <w:bCs w:val="0"/>
+        </w:rPr>
+      </w:pPr>
+    </w:p>
+    <w:p>
+      <w:pPr>
+        <w:rPr>
+          <w:b w:val="0"/>
+          <w:bCs w:val="0"/>
+        </w:rPr>
+      </w:pPr>
+      <w:r>
+        <w:rPr>
+          <w:b w:val="0"/>
+          <w:bCs w:val="0"/>
+        </w:rPr>
+        <w:t>### PROVIDE ATM SERVICES → FLEET OPERATIONS CENTER</w:t>
+      </w:r>
+    </w:p>
+    <w:p>
+      <w:pPr>
+        <w:rPr>
+          <w:b w:val="0"/>
+          <w:bCs w:val="0"/>
+        </w:rPr>
+      </w:pPr>
+    </w:p>
+    <w:p>
+      <w:pPr>
+        <w:rPr>
+          <w:b w:val="0"/>
+          <w:bCs w:val="0"/>
+        </w:rPr>
+      </w:pPr>
+      <w:r>
+        <w:rPr>
+          <w:b w:val="0"/>
+          <w:bCs w:val="0"/>
+        </w:rPr>
+        <w:t>* `*DATA FLOW*` **Telemetry**</w:t>
+      </w:r>
+    </w:p>
+    <w:p>
+      <w:pPr>
+        <w:rPr>
+          <w:b w:val="0"/>
+          <w:bCs w:val="0"/>
+        </w:rPr>
+      </w:pPr>
+      <w:r>
+        <w:rPr>
+          <w:b w:val="0"/>
+          <w:bCs w:val="0"/>
+        </w:rPr>
+        <w:t>* `*DATA FLOW*` **Cash Status**</w:t>
+      </w:r>
+    </w:p>
+    <w:p>
+      <w:pPr>
+        <w:rPr>
+          <w:b w:val="0"/>
+          <w:bCs w:val="0"/>
+        </w:rPr>
+      </w:pPr>
+      <w:r>
+        <w:rPr>
+          <w:b w:val="0"/>
+          <w:bCs w:val="0"/>
+        </w:rPr>
+        <w:t>* `*DATA FLOW*` **Maintenance Status**</w:t>
+      </w:r>
+    </w:p>
+    <w:p>
+      <w:pPr>
+        <w:rPr>
+          <w:b w:val="0"/>
+          <w:bCs w:val="0"/>
+        </w:rPr>
+      </w:pPr>
+    </w:p>
+    <w:p>
+      <w:pPr>
+        <w:rPr>
+          <w:b w:val="0"/>
+          <w:bCs w:val="0"/>
+        </w:rPr>
+      </w:pPr>
+      <w:r>
+        <w:rPr>
+          <w:b w:val="0"/>
+          <w:bCs w:val="0"/>
+        </w:rPr>
+        <w:t>### FLEET OPERATIONS CENTER → PROVIDE ATM SERVICES</w:t>
+      </w:r>
+    </w:p>
+    <w:p>
+      <w:pPr>
+        <w:rPr>
+          <w:b w:val="0"/>
+          <w:bCs w:val="0"/>
+        </w:rPr>
+      </w:pPr>
+    </w:p>
+    <w:p>
+      <w:pPr>
+        <w:rPr>
+          <w:b w:val="0"/>
+          <w:bCs w:val="0"/>
+        </w:rPr>
+      </w:pPr>
+      <w:r>
+        <w:rPr>
+          <w:b w:val="0"/>
+          <w:bCs w:val="0"/>
+        </w:rPr>
+        <w:t>* `*DATA FLOW*` **Dispatch Status**</w:t>
+      </w:r>
+    </w:p>
+    <w:p>
+      <w:pPr>
+        <w:rPr>
+          <w:b w:val="0"/>
+          <w:bCs w:val="0"/>
+        </w:rPr>
+      </w:pPr>
+      <w:r>
+        <w:rPr>
+          <w:b w:val="0"/>
+          <w:bCs w:val="0"/>
+        </w:rPr>
+        <w:t>* `*DATA FLOW*` **Maintenance Status**</w:t>
+      </w:r>
+    </w:p>
+    <w:p>
+      <w:pPr>
+        <w:rPr>
+          <w:b w:val="0"/>
+          <w:bCs w:val="0"/>
+        </w:rPr>
+      </w:pPr>
+    </w:p>
+    <w:p>
+      <w:pPr>
+        <w:rPr>
+          <w:b w:val="0"/>
+          <w:bCs w:val="0"/>
+        </w:rPr>
+      </w:pPr>
+      <w:r>
+        <w:rPr>
+          <w:b w:val="0"/>
+          <w:bCs w:val="0"/>
+        </w:rPr>
+        <w:t>---</w:t>
+      </w:r>
+    </w:p>
+    <w:p>
+      <w:pPr>
+        <w:rPr>
+          <w:b w:val="0"/>
+          <w:bCs w:val="0"/>
+        </w:rPr>
+      </w:pPr>
+    </w:p>
+    <w:p>
+      <w:pPr>
+        <w:rPr>
+          <w:b w:val="0"/>
+          <w:bCs w:val="0"/>
+        </w:rPr>
+      </w:pPr>
+      <w:r>
+        <w:rPr>
+          <w:b w:val="0"/>
+          <w:bCs w:val="0"/>
+        </w:rPr>
+        <w:t># DFD LEVEL 1 — SYSTEM DECOMPOSITION</w:t>
+      </w:r>
+    </w:p>
+    <w:p>
+      <w:pPr>
+        <w:rPr>
+          <w:b w:val="0"/>
+          <w:bCs w:val="0"/>
+        </w:rPr>
+      </w:pPr>
+    </w:p>
+    <w:p>
+      <w:pPr>
+        <w:rPr>
+          <w:b w:val="0"/>
+          <w:bCs w:val="0"/>
+        </w:rPr>
+      </w:pPr>
+      <w:r>
+        <w:rPr>
+          <w:b w:val="0"/>
+          <w:bCs w:val="0"/>
+        </w:rPr>
+        <w:t>The Level 0 process **PROVIDE ATM SERVICES** is decomposed into four processes:</w:t>
+      </w:r>
+    </w:p>
+    <w:p>
+      <w:pPr>
+        <w:rPr>
+          <w:b w:val="0"/>
+          <w:bCs w:val="0"/>
+        </w:rPr>
+      </w:pPr>
+    </w:p>
+    <w:p>
+      <w:pPr>
+        <w:rPr>
+          <w:b w:val="0"/>
+          <w:bCs w:val="0"/>
+        </w:rPr>
+      </w:pPr>
+      <w:r>
+        <w:rPr>
+          <w:b w:val="0"/>
+          <w:bCs w:val="0"/>
+        </w:rPr>
+        <w:t>### `1.0 Authenticate User`</w:t>
+      </w:r>
+    </w:p>
+    <w:p>
+      <w:pPr>
+        <w:rPr>
+          <w:b w:val="0"/>
+          <w:bCs w:val="0"/>
+        </w:rPr>
+      </w:pPr>
+    </w:p>
+    <w:p>
+      <w:pPr>
+        <w:rPr>
+          <w:b w:val="0"/>
+          <w:bCs w:val="0"/>
+        </w:rPr>
+      </w:pPr>
+      <w:r>
+        <w:rPr>
+          <w:b w:val="0"/>
+          <w:bCs w:val="0"/>
+        </w:rPr>
+        <w:t>### `2.0 Process Transaction`</w:t>
+      </w:r>
+    </w:p>
+    <w:p>
+      <w:pPr>
+        <w:rPr>
+          <w:b w:val="0"/>
+          <w:bCs w:val="0"/>
+        </w:rPr>
+      </w:pPr>
+    </w:p>
+    <w:p>
+      <w:pPr>
+        <w:rPr>
+          <w:b w:val="0"/>
+          <w:bCs w:val="0"/>
+        </w:rPr>
+      </w:pPr>
+      <w:r>
+        <w:rPr>
+          <w:b w:val="0"/>
+          <w:bCs w:val="0"/>
+        </w:rPr>
+        <w:t>### `3.0 Monitor ATM Resources`</w:t>
+      </w:r>
+    </w:p>
+    <w:p>
+      <w:pPr>
+        <w:rPr>
+          <w:b w:val="0"/>
+          <w:bCs w:val="0"/>
+        </w:rPr>
+      </w:pPr>
+    </w:p>
+    <w:p>
+      <w:pPr>
+        <w:rPr>
+          <w:b w:val="0"/>
+          <w:bCs w:val="0"/>
+        </w:rPr>
+      </w:pPr>
+      <w:r>
+        <w:rPr>
+          <w:b w:val="0"/>
+          <w:bCs w:val="0"/>
+        </w:rPr>
+        <w:t>### `4.0 Protect ATM Session`</w:t>
+      </w:r>
+    </w:p>
+    <w:p>
+      <w:pPr>
+        <w:rPr>
+          <w:b w:val="0"/>
+          <w:bCs w:val="0"/>
+        </w:rPr>
+      </w:pPr>
+    </w:p>
+    <w:p>
+      <w:pPr>
+        <w:rPr>
+          <w:b w:val="0"/>
+          <w:bCs w:val="0"/>
+        </w:rPr>
+      </w:pPr>
+      <w:r>
+        <w:rPr>
+          <w:b w:val="0"/>
+          <w:bCs w:val="0"/>
+        </w:rPr>
+        <w:t>---</w:t>
+      </w:r>
+    </w:p>
+    <w:p>
+      <w:pPr>
+        <w:rPr>
+          <w:b w:val="0"/>
+          <w:bCs w:val="0"/>
+        </w:rPr>
+      </w:pPr>
+    </w:p>
+    <w:p>
+      <w:pPr>
+        <w:rPr>
+          <w:b w:val="0"/>
+          <w:bCs w:val="0"/>
+        </w:rPr>
+      </w:pPr>
+      <w:r>
+        <w:rPr>
+          <w:b w:val="0"/>
+          <w:bCs w:val="0"/>
+        </w:rPr>
+        <w:t>## 1.0 AUTHENTICATE USER</w:t>
+      </w:r>
+    </w:p>
+    <w:p>
+      <w:pPr>
+        <w:rPr>
+          <w:b w:val="0"/>
+          <w:bCs w:val="0"/>
+        </w:rPr>
+      </w:pPr>
+    </w:p>
+    <w:p>
+      <w:pPr>
+        <w:rPr>
+          <w:b w:val="0"/>
+          <w:bCs w:val="0"/>
+        </w:rPr>
+      </w:pPr>
+      <w:r>
+        <w:rPr>
+          <w:b w:val="0"/>
+          <w:bCs w:val="0"/>
+        </w:rPr>
+        <w:t>### CUSTOMER → 1.0 Authenticate User</w:t>
+      </w:r>
+    </w:p>
+    <w:p>
+      <w:pPr>
+        <w:rPr>
+          <w:b w:val="0"/>
+          <w:bCs w:val="0"/>
+        </w:rPr>
+      </w:pPr>
+    </w:p>
+    <w:p>
+      <w:pPr>
+        <w:rPr>
+          <w:b w:val="0"/>
+          <w:bCs w:val="0"/>
+        </w:rPr>
+      </w:pPr>
+      <w:r>
+        <w:rPr>
+          <w:b w:val="0"/>
+          <w:bCs w:val="0"/>
+        </w:rPr>
+        <w:t>`*DATA FLOW*` **Biometric Data**</w:t>
+      </w:r>
+    </w:p>
+    <w:p>
+      <w:pPr>
+        <w:rPr>
+          <w:b w:val="0"/>
+          <w:bCs w:val="0"/>
+        </w:rPr>
+      </w:pPr>
+    </w:p>
+    <w:p>
+      <w:pPr>
+        <w:rPr>
+          <w:b w:val="0"/>
+          <w:bCs w:val="0"/>
+        </w:rPr>
+      </w:pPr>
+      <w:r>
+        <w:rPr>
+          <w:b w:val="0"/>
+          <w:bCs w:val="0"/>
+        </w:rPr>
+        <w:t>### 1.0 Authenticate User ↔ D1 Customer / Biometric Data</w:t>
+      </w:r>
+    </w:p>
+    <w:p>
+      <w:pPr>
+        <w:rPr>
+          <w:b w:val="0"/>
+          <w:bCs w:val="0"/>
+        </w:rPr>
+      </w:pPr>
+    </w:p>
+    <w:p>
+      <w:pPr>
+        <w:rPr>
+          <w:b w:val="0"/>
+          <w:bCs w:val="0"/>
+        </w:rPr>
+      </w:pPr>
+      <w:r>
+        <w:rPr>
+          <w:b w:val="0"/>
+          <w:bCs w:val="0"/>
+        </w:rPr>
+        <w:t>`*DATA FLOW*` **Biometric Profile**</w:t>
+      </w:r>
+    </w:p>
+    <w:p>
+      <w:pPr>
+        <w:rPr>
+          <w:b w:val="0"/>
+          <w:bCs w:val="0"/>
+        </w:rPr>
+      </w:pPr>
+    </w:p>
+    <w:p>
+      <w:pPr>
+        <w:rPr>
+          <w:b w:val="0"/>
+          <w:bCs w:val="0"/>
+        </w:rPr>
+      </w:pPr>
+      <w:r>
+        <w:rPr>
+          <w:b w:val="0"/>
+          <w:bCs w:val="0"/>
+        </w:rPr>
+        <w:lastRenderedPageBreak/>
+        <w:t>### 1.0 Authenticate User → CUSTOMER</w:t>
+      </w:r>
+    </w:p>
+    <w:p>
+      <w:pPr>
+        <w:rPr>
+          <w:b w:val="0"/>
+          <w:bCs w:val="0"/>
+        </w:rPr>
+      </w:pPr>
+    </w:p>
+    <w:p>
+      <w:pPr>
+        <w:rPr>
+          <w:b w:val="0"/>
+          <w:bCs w:val="0"/>
+        </w:rPr>
+      </w:pPr>
+      <w:r>
+        <w:rPr>
+          <w:b w:val="0"/>
+          <w:bCs w:val="0"/>
+        </w:rPr>
+        <w:t>`*DATA FLOW*` **Authentication**</w:t>
+      </w:r>
+    </w:p>
+    <w:p>
+      <w:pPr>
+        <w:rPr>
+          <w:b w:val="0"/>
+          <w:bCs w:val="0"/>
+        </w:rPr>
+      </w:pPr>
+    </w:p>
+    <w:p>
+      <w:pPr>
+        <w:rPr>
+          <w:b w:val="0"/>
+          <w:bCs w:val="0"/>
+        </w:rPr>
+      </w:pPr>
+      <w:r>
+        <w:rPr>
+          <w:b w:val="0"/>
+          <w:bCs w:val="0"/>
+        </w:rPr>
+        <w:t>### 1.0 Authenticate User → 2.0 Process Transaction</w:t>
+      </w:r>
+    </w:p>
+    <w:p>
+      <w:pPr>
+        <w:rPr>
+          <w:b w:val="0"/>
+          <w:bCs w:val="0"/>
+        </w:rPr>
+      </w:pPr>
+    </w:p>
+    <w:p>
+      <w:pPr>
+        <w:rPr>
+          <w:b w:val="0"/>
+          <w:bCs w:val="0"/>
+        </w:rPr>
+      </w:pPr>
+      <w:r>
+        <w:rPr>
+          <w:b w:val="0"/>
+          <w:bCs w:val="0"/>
+        </w:rPr>
+        <w:t>`*DATA FLOW*` **User Context**</w:t>
+      </w:r>
+    </w:p>
+    <w:p>
+      <w:pPr>
+        <w:rPr>
+          <w:b w:val="0"/>
+          <w:bCs w:val="0"/>
+        </w:rPr>
+      </w:pPr>
+    </w:p>
+    <w:p>
+      <w:pPr>
+        <w:rPr>
+          <w:b w:val="0"/>
+          <w:bCs w:val="0"/>
+        </w:rPr>
+      </w:pPr>
+      <w:r>
+        <w:rPr>
+          <w:b w:val="0"/>
+          <w:bCs w:val="0"/>
+        </w:rPr>
+        <w:t>### Data Store</w:t>
+      </w:r>
+    </w:p>
+    <w:p>
+      <w:pPr>
+        <w:rPr>
+          <w:b w:val="0"/>
+          <w:bCs w:val="0"/>
+        </w:rPr>
+      </w:pPr>
+    </w:p>
+    <w:p>
+      <w:pPr>
+        <w:rPr>
+          <w:b w:val="0"/>
+          <w:bCs w:val="0"/>
+        </w:rPr>
+      </w:pPr>
+      <w:r>
+        <w:rPr>
+          <w:b w:val="0"/>
+          <w:bCs w:val="0"/>
+        </w:rPr>
+        <w:t>`*DATA STORE*` **D1 Customer / Biometric Data**</w:t>
+      </w:r>
+    </w:p>
+    <w:p>
+      <w:pPr>
+        <w:rPr>
+          <w:b w:val="0"/>
+          <w:bCs w:val="0"/>
+        </w:rPr>
+      </w:pPr>
+    </w:p>
+    <w:p>
+      <w:pPr>
+        <w:rPr>
+          <w:b w:val="0"/>
+          <w:bCs w:val="0"/>
+        </w:rPr>
+      </w:pPr>
+      <w:r>
+        <w:rPr>
+          <w:b w:val="0"/>
+          <w:bCs w:val="0"/>
+        </w:rPr>
+        <w:t>---</w:t>
+      </w:r>
+    </w:p>
+    <w:p>
+      <w:pPr>
+        <w:rPr>
+          <w:b w:val="0"/>
+          <w:bCs w:val="0"/>
+        </w:rPr>
+      </w:pPr>
+    </w:p>
+    <w:p>
+      <w:pPr>
+        <w:rPr>
+          <w:b w:val="0"/>
+          <w:bCs w:val="0"/>
+        </w:rPr>
+      </w:pPr>
+      <w:r>
+        <w:rPr>
+          <w:b w:val="0"/>
+          <w:bCs w:val="0"/>
+        </w:rPr>
+        <w:t># 2.0 PROCESS TRANSACTION</w:t>
+      </w:r>
+    </w:p>
+    <w:p>
+      <w:pPr>
+        <w:rPr>
+          <w:b w:val="0"/>
+          <w:bCs w:val="0"/>
+        </w:rPr>
+      </w:pPr>
+    </w:p>
+    <w:p>
+      <w:pPr>
+        <w:rPr>
+          <w:b w:val="0"/>
+          <w:bCs w:val="0"/>
+        </w:rPr>
+      </w:pPr>
+      <w:r>
+        <w:rPr>
+          <w:b w:val="0"/>
+          <w:bCs w:val="0"/>
+        </w:rPr>
+        <w:t>### CUSTOMER → 2.0 Process Transaction</w:t>
+      </w:r>
+    </w:p>
+    <w:p>
+      <w:pPr>
+        <w:rPr>
+          <w:b w:val="0"/>
+          <w:bCs w:val="0"/>
+        </w:rPr>
+      </w:pPr>
+    </w:p>
+    <w:p>
+      <w:pPr>
+        <w:rPr>
+          <w:b w:val="0"/>
+          <w:bCs w:val="0"/>
+        </w:rPr>
+      </w:pPr>
+      <w:r>
+        <w:rPr>
+          <w:b w:val="0"/>
+          <w:bCs w:val="0"/>
+        </w:rPr>
+        <w:t>`*DATA FLOW*` **Gesture Input**</w:t>
+      </w:r>
+    </w:p>
+    <w:p>
+      <w:pPr>
+        <w:rPr>
+          <w:b w:val="0"/>
+          <w:bCs w:val="0"/>
+        </w:rPr>
+      </w:pPr>
+    </w:p>
+    <w:p>
+      <w:pPr>
+        <w:rPr>
+          <w:b w:val="0"/>
+          <w:bCs w:val="0"/>
+        </w:rPr>
+      </w:pPr>
+      <w:r>
+        <w:rPr>
+          <w:b w:val="0"/>
+          <w:bCs w:val="0"/>
+        </w:rPr>
+        <w:t>`*DATA FLOW*` **Transaction Request**</w:t>
+      </w:r>
+    </w:p>
+    <w:p>
+      <w:pPr>
+        <w:rPr>
+          <w:b w:val="0"/>
+          <w:bCs w:val="0"/>
+        </w:rPr>
+      </w:pPr>
+    </w:p>
+    <w:p>
+      <w:pPr>
+        <w:rPr>
+          <w:b w:val="0"/>
+          <w:bCs w:val="0"/>
+        </w:rPr>
+      </w:pPr>
+      <w:r>
+        <w:rPr>
+          <w:b w:val="0"/>
+          <w:bCs w:val="0"/>
+        </w:rPr>
+        <w:t>### D2 Account / Transaction Data ↔ 2.0 Process Transaction</w:t>
+      </w:r>
+    </w:p>
+    <w:p>
+      <w:pPr>
+        <w:rPr>
+          <w:b w:val="0"/>
+          <w:bCs w:val="0"/>
+        </w:rPr>
+      </w:pPr>
+    </w:p>
+    <w:p>
+      <w:pPr>
+        <w:rPr>
+          <w:b w:val="0"/>
+          <w:bCs w:val="0"/>
+        </w:rPr>
+      </w:pPr>
+      <w:r>
+        <w:rPr>
+          <w:b w:val="0"/>
+          <w:bCs w:val="0"/>
+        </w:rPr>
+        <w:t>`*DATA FLOW*` **Account Data**</w:t>
+      </w:r>
+    </w:p>
+    <w:p>
+      <w:pPr>
+        <w:rPr>
+          <w:b w:val="0"/>
+          <w:bCs w:val="0"/>
+        </w:rPr>
+      </w:pPr>
+    </w:p>
+    <w:p>
+      <w:pPr>
+        <w:rPr>
+          <w:b w:val="0"/>
+          <w:bCs w:val="0"/>
+        </w:rPr>
+      </w:pPr>
+      <w:r>
+        <w:rPr>
+          <w:b w:val="0"/>
+          <w:bCs w:val="0"/>
+        </w:rPr>
+        <w:t>### CORE BANKING SYSTEM → 2.0 Process Transaction</w:t>
+      </w:r>
+    </w:p>
+    <w:p>
+      <w:pPr>
+        <w:rPr>
+          <w:b w:val="0"/>
+          <w:bCs w:val="0"/>
+        </w:rPr>
+      </w:pPr>
+    </w:p>
+    <w:p>
+      <w:pPr>
+        <w:rPr>
+          <w:b w:val="0"/>
+          <w:bCs w:val="0"/>
+        </w:rPr>
+      </w:pPr>
+      <w:r>
+        <w:rPr>
+          <w:b w:val="0"/>
+          <w:bCs w:val="0"/>
+        </w:rPr>
+        <w:t>`*DATA FLOW*` **Account Data**</w:t>
+      </w:r>
+    </w:p>
+    <w:p>
+      <w:pPr>
+        <w:rPr>
+          <w:b w:val="0"/>
+          <w:bCs w:val="0"/>
+        </w:rPr>
+      </w:pPr>
+    </w:p>
+    <w:p>
+      <w:pPr>
+        <w:rPr>
+          <w:b w:val="0"/>
+          <w:bCs w:val="0"/>
+        </w:rPr>
+      </w:pPr>
+      <w:r>
+        <w:rPr>
+          <w:b w:val="0"/>
+          <w:bCs w:val="0"/>
+        </w:rPr>
+        <w:t>`*DATA FLOW*` **Authorization**</w:t>
+      </w:r>
+    </w:p>
+    <w:p>
+      <w:pPr>
+        <w:rPr>
+          <w:b w:val="0"/>
+          <w:bCs w:val="0"/>
+        </w:rPr>
+      </w:pPr>
+    </w:p>
+    <w:p>
+      <w:pPr>
+        <w:rPr>
+          <w:b w:val="0"/>
+          <w:bCs w:val="0"/>
+        </w:rPr>
+      </w:pPr>
+      <w:r>
+        <w:rPr>
+          <w:b w:val="0"/>
+          <w:bCs w:val="0"/>
+        </w:rPr>
+        <w:t>### 2.0 Process Transaction → CORE BANKING SYSTEM</w:t>
+      </w:r>
+    </w:p>
+    <w:p>
+      <w:pPr>
+        <w:rPr>
+          <w:b w:val="0"/>
+          <w:bCs w:val="0"/>
+        </w:rPr>
+      </w:pPr>
+    </w:p>
+    <w:p>
+      <w:pPr>
+        <w:rPr>
+          <w:b w:val="0"/>
+          <w:bCs w:val="0"/>
+        </w:rPr>
+      </w:pPr>
+      <w:r>
+        <w:rPr>
+          <w:b w:val="0"/>
+          <w:bCs w:val="0"/>
+        </w:rPr>
+        <w:t>`*DATA FLOW*` **Transaction Data**</w:t>
+      </w:r>
+    </w:p>
+    <w:p>
+      <w:pPr>
+        <w:rPr>
+          <w:b w:val="0"/>
+          <w:bCs w:val="0"/>
+        </w:rPr>
+      </w:pPr>
+    </w:p>
+    <w:p>
+      <w:pPr>
+        <w:rPr>
+          <w:b w:val="0"/>
+          <w:bCs w:val="0"/>
+        </w:rPr>
+      </w:pPr>
+      <w:r>
+        <w:rPr>
+          <w:b w:val="0"/>
+          <w:bCs w:val="0"/>
+        </w:rPr>
+        <w:t>`*DATA FLOW*` **Account Updates**</w:t>
+      </w:r>
+    </w:p>
+    <w:p>
+      <w:pPr>
+        <w:rPr>
+          <w:b w:val="0"/>
+          <w:bCs w:val="0"/>
+        </w:rPr>
+      </w:pPr>
+    </w:p>
+    <w:p>
+      <w:pPr>
+        <w:rPr>
+          <w:b w:val="0"/>
+          <w:bCs w:val="0"/>
+        </w:rPr>
+      </w:pPr>
+      <w:r>
+        <w:rPr>
+          <w:b w:val="0"/>
+          <w:bCs w:val="0"/>
+        </w:rPr>
+        <w:t>### 2.0 Process Transaction → CUSTOMER</w:t>
+      </w:r>
+    </w:p>
+    <w:p>
+      <w:pPr>
+        <w:rPr>
+          <w:b w:val="0"/>
+          <w:bCs w:val="0"/>
+        </w:rPr>
+      </w:pPr>
+    </w:p>
+    <w:p>
+      <w:pPr>
+        <w:rPr>
+          <w:b w:val="0"/>
+          <w:bCs w:val="0"/>
+        </w:rPr>
+      </w:pPr>
+      <w:r>
+        <w:rPr>
+          <w:b w:val="0"/>
+          <w:bCs w:val="0"/>
+        </w:rPr>
+        <w:t>`*DATA FLOW*` **Dashboard**</w:t>
+      </w:r>
+    </w:p>
+    <w:p>
+      <w:pPr>
+        <w:rPr>
+          <w:b w:val="0"/>
+          <w:bCs w:val="0"/>
+        </w:rPr>
+      </w:pPr>
+    </w:p>
+    <w:p>
+      <w:pPr>
+        <w:rPr>
+          <w:b w:val="0"/>
+          <w:bCs w:val="0"/>
+        </w:rPr>
+      </w:pPr>
+      <w:r>
+        <w:rPr>
+          <w:b w:val="0"/>
+          <w:bCs w:val="0"/>
+        </w:rPr>
+        <w:t>`*DATA FLOW*` **Transaction Result**</w:t>
+      </w:r>
+    </w:p>
+    <w:p>
+      <w:pPr>
+        <w:rPr>
+          <w:b w:val="0"/>
+          <w:bCs w:val="0"/>
+        </w:rPr>
+      </w:pPr>
+    </w:p>
+    <w:p>
+      <w:pPr>
+        <w:rPr>
+          <w:b w:val="0"/>
+          <w:bCs w:val="0"/>
+        </w:rPr>
+      </w:pPr>
+      <w:r>
+        <w:rPr>
+          <w:b w:val="0"/>
+          <w:bCs w:val="0"/>
+        </w:rPr>
+        <w:t>`*DATA FLOW*` **Cash Status**</w:t>
+      </w:r>
+    </w:p>
+    <w:p>
+      <w:pPr>
+        <w:rPr>
+          <w:b w:val="0"/>
+          <w:bCs w:val="0"/>
+        </w:rPr>
+      </w:pPr>
+    </w:p>
+    <w:p>
+      <w:pPr>
+        <w:rPr>
+          <w:b w:val="0"/>
+          <w:bCs w:val="0"/>
+        </w:rPr>
+      </w:pPr>
+      <w:r>
+        <w:rPr>
+          <w:b w:val="0"/>
+          <w:bCs w:val="0"/>
+        </w:rPr>
+        <w:t>`*DATA FLOW*` **Receipt**</w:t>
+      </w:r>
+    </w:p>
+    <w:p>
+      <w:pPr>
+        <w:rPr>
+          <w:b w:val="0"/>
+          <w:bCs w:val="0"/>
+        </w:rPr>
+      </w:pPr>
+    </w:p>
+    <w:p>
+      <w:pPr>
+        <w:rPr>
+          <w:b w:val="0"/>
+          <w:bCs w:val="0"/>
+        </w:rPr>
+      </w:pPr>
+      <w:r>
+        <w:rPr>
+          <w:b w:val="0"/>
+          <w:bCs w:val="0"/>
+        </w:rPr>
+        <w:t>### Data Store</w:t>
+      </w:r>
+    </w:p>
+    <w:p>
+      <w:pPr>
+        <w:rPr>
+          <w:b w:val="0"/>
+          <w:bCs w:val="0"/>
+        </w:rPr>
+      </w:pPr>
+    </w:p>
+    <w:p>
+      <w:pPr>
+        <w:rPr>
+          <w:b w:val="0"/>
+          <w:bCs w:val="0"/>
+        </w:rPr>
+      </w:pPr>
+      <w:r>
+        <w:rPr>
+          <w:b w:val="0"/>
+          <w:bCs w:val="0"/>
+        </w:rPr>
+        <w:t>`*DATA STORE*` **D2 Account / Transaction Data**</w:t>
+      </w:r>
+    </w:p>
+    <w:p>
+      <w:pPr>
+        <w:rPr>
+          <w:b w:val="0"/>
+          <w:bCs w:val="0"/>
+        </w:rPr>
+      </w:pPr>
+    </w:p>
+    <w:p>
+      <w:pPr>
+        <w:rPr>
+          <w:b w:val="0"/>
+          <w:bCs w:val="0"/>
+        </w:rPr>
+      </w:pPr>
+      <w:r>
+        <w:rPr>
+          <w:b w:val="0"/>
+          <w:bCs w:val="0"/>
+        </w:rPr>
+        <w:t>---</w:t>
+      </w:r>
+    </w:p>
+    <w:p>
+      <w:pPr>
+        <w:rPr>
+          <w:b w:val="0"/>
+          <w:bCs w:val="0"/>
+        </w:rPr>
+      </w:pPr>
+    </w:p>
+    <w:p>
+      <w:pPr>
+        <w:rPr>
+          <w:b w:val="0"/>
+          <w:bCs w:val="0"/>
+        </w:rPr>
+      </w:pPr>
+      <w:r>
+        <w:rPr>
+          <w:b w:val="0"/>
+          <w:bCs w:val="0"/>
+        </w:rPr>
+        <w:lastRenderedPageBreak/>
+        <w:t># 3.0 MONITOR ATM RESOURCES</w:t>
+      </w:r>
+    </w:p>
+    <w:p>
+      <w:pPr>
+        <w:rPr>
+          <w:b w:val="0"/>
+          <w:bCs w:val="0"/>
+        </w:rPr>
+      </w:pPr>
+    </w:p>
+    <w:p>
+      <w:pPr>
+        <w:rPr>
+          <w:b w:val="0"/>
+          <w:bCs w:val="0"/>
+        </w:rPr>
+      </w:pPr>
+      <w:r>
+        <w:rPr>
+          <w:b w:val="0"/>
+          <w:bCs w:val="0"/>
+        </w:rPr>
+        <w:t>### D3 ATM Terminal Data → 3.0 Monitor ATM Resources</w:t>
+      </w:r>
+    </w:p>
+    <w:p>
+      <w:pPr>
+        <w:rPr>
+          <w:b w:val="0"/>
+          <w:bCs w:val="0"/>
+        </w:rPr>
+      </w:pPr>
+    </w:p>
+    <w:p>
+      <w:pPr>
+        <w:rPr>
+          <w:b w:val="0"/>
+          <w:bCs w:val="0"/>
+        </w:rPr>
+      </w:pPr>
+      <w:r>
+        <w:rPr>
+          <w:b w:val="0"/>
+          <w:bCs w:val="0"/>
+        </w:rPr>
+        <w:t>`*DATA FLOW*` **Terminal Data**</w:t>
+      </w:r>
+    </w:p>
+    <w:p>
+      <w:pPr>
+        <w:rPr>
+          <w:b w:val="0"/>
+          <w:bCs w:val="0"/>
+        </w:rPr>
+      </w:pPr>
+    </w:p>
+    <w:p>
+      <w:pPr>
+        <w:rPr>
+          <w:b w:val="0"/>
+          <w:bCs w:val="0"/>
+        </w:rPr>
+      </w:pPr>
+      <w:r>
+        <w:rPr>
+          <w:b w:val="0"/>
+          <w:bCs w:val="0"/>
+        </w:rPr>
+        <w:t>### D4 Cassette Inventory → 3.0 Monitor ATM Resources</w:t>
+      </w:r>
+    </w:p>
+    <w:p>
+      <w:pPr>
+        <w:rPr>
+          <w:b w:val="0"/>
+          <w:bCs w:val="0"/>
+        </w:rPr>
+      </w:pPr>
+    </w:p>
+    <w:p>
+      <w:pPr>
+        <w:rPr>
+          <w:b w:val="0"/>
+          <w:bCs w:val="0"/>
+        </w:rPr>
+      </w:pPr>
+      <w:r>
+        <w:rPr>
+          <w:b w:val="0"/>
+          <w:bCs w:val="0"/>
+        </w:rPr>
+        <w:t>`*DATA FLOW*` **Cash Data**</w:t>
+      </w:r>
+    </w:p>
+    <w:p>
+      <w:pPr>
+        <w:rPr>
+          <w:b w:val="0"/>
+          <w:bCs w:val="0"/>
+        </w:rPr>
+      </w:pPr>
+    </w:p>
+    <w:p>
+      <w:pPr>
+        <w:rPr>
+          <w:b w:val="0"/>
+          <w:bCs w:val="0"/>
+        </w:rPr>
+      </w:pPr>
+      <w:r>
+        <w:rPr>
+          <w:b w:val="0"/>
+          <w:bCs w:val="0"/>
+        </w:rPr>
+        <w:t>### D5 Maintenance Records → 3.0 Monitor ATM Resources</w:t>
+      </w:r>
+    </w:p>
+    <w:p>
+      <w:pPr>
+        <w:rPr>
+          <w:b w:val="0"/>
+          <w:bCs w:val="0"/>
+        </w:rPr>
+      </w:pPr>
+    </w:p>
+    <w:p>
+      <w:pPr>
+        <w:rPr>
+          <w:b w:val="0"/>
+          <w:bCs w:val="0"/>
+        </w:rPr>
+      </w:pPr>
+      <w:r>
+        <w:rPr>
+          <w:b w:val="0"/>
+          <w:bCs w:val="0"/>
+        </w:rPr>
+        <w:t>`*DATA FLOW*` **Maintenance Data**</w:t>
+      </w:r>
+    </w:p>
+    <w:p>
+      <w:pPr>
+        <w:rPr>
+          <w:b w:val="0"/>
+          <w:bCs w:val="0"/>
+        </w:rPr>
+      </w:pPr>
+    </w:p>
+    <w:p>
+      <w:pPr>
+        <w:rPr>
+          <w:b w:val="0"/>
+          <w:bCs w:val="0"/>
+        </w:rPr>
+      </w:pPr>
+      <w:r>
+        <w:rPr>
+          <w:b w:val="0"/>
+          <w:bCs w:val="0"/>
+        </w:rPr>
+        <w:t>### 3.0 Monitor ATM Resources → FLEET OPERATIONS CENTER</w:t>
+      </w:r>
+    </w:p>
+    <w:p>
+      <w:pPr>
+        <w:rPr>
+          <w:b w:val="0"/>
+          <w:bCs w:val="0"/>
+        </w:rPr>
+      </w:pPr>
+    </w:p>
+    <w:p>
+      <w:pPr>
+        <w:rPr>
+          <w:b w:val="0"/>
+          <w:bCs w:val="0"/>
+        </w:rPr>
+      </w:pPr>
+      <w:r>
+        <w:rPr>
+          <w:b w:val="0"/>
+          <w:bCs w:val="0"/>
+        </w:rPr>
+        <w:t>`*DATA FLOW*` **Telemetry**</w:t>
+      </w:r>
+    </w:p>
+    <w:p>
+      <w:pPr>
+        <w:rPr>
+          <w:b w:val="0"/>
+          <w:bCs w:val="0"/>
+        </w:rPr>
+      </w:pPr>
+    </w:p>
+    <w:p>
+      <w:pPr>
+        <w:rPr>
+          <w:b w:val="0"/>
+          <w:bCs w:val="0"/>
+        </w:rPr>
+      </w:pPr>
+      <w:r>
+        <w:rPr>
+          <w:b w:val="0"/>
+          <w:bCs w:val="0"/>
+        </w:rPr>
+        <w:t>`*DATA FLOW*` **Cash Status**</w:t>
+      </w:r>
+    </w:p>
+    <w:p>
+      <w:pPr>
+        <w:rPr>
+          <w:b w:val="0"/>
+          <w:bCs w:val="0"/>
+        </w:rPr>
+      </w:pPr>
+    </w:p>
+    <w:p>
+      <w:pPr>
+        <w:rPr>
+          <w:b w:val="0"/>
+          <w:bCs w:val="0"/>
+        </w:rPr>
+      </w:pPr>
+      <w:r>
+        <w:rPr>
+          <w:b w:val="0"/>
+          <w:bCs w:val="0"/>
+        </w:rPr>
+        <w:t>`*DATA FLOW*` **Maintenance Status**</w:t>
+      </w:r>
+    </w:p>
+    <w:p>
+      <w:pPr>
+        <w:rPr>
+          <w:b w:val="0"/>
+          <w:bCs w:val="0"/>
+        </w:rPr>
+      </w:pPr>
+    </w:p>
+    <w:p>
+      <w:pPr>
+        <w:rPr>
+          <w:b w:val="0"/>
+          <w:bCs w:val="0"/>
+        </w:rPr>
+      </w:pPr>
+      <w:r>
+        <w:rPr>
+          <w:b w:val="0"/>
+          <w:bCs w:val="0"/>
+        </w:rPr>
+        <w:t>### FLEET OPERATIONS CENTER → 3.0 Monitor ATM Resources</w:t>
+      </w:r>
+    </w:p>
+    <w:p>
+      <w:pPr>
+        <w:rPr>
+          <w:b w:val="0"/>
+          <w:bCs w:val="0"/>
+        </w:rPr>
+      </w:pPr>
+    </w:p>
+    <w:p>
+      <w:pPr>
+        <w:rPr>
+          <w:b w:val="0"/>
+          <w:bCs w:val="0"/>
+        </w:rPr>
+      </w:pPr>
+      <w:r>
+        <w:rPr>
+          <w:b w:val="0"/>
+          <w:bCs w:val="0"/>
+        </w:rPr>
+        <w:t>`*DATA FLOW*` **Dispatch Status**</w:t>
+      </w:r>
+    </w:p>
+    <w:p>
+      <w:pPr>
+        <w:rPr>
+          <w:b w:val="0"/>
+          <w:bCs w:val="0"/>
+        </w:rPr>
+      </w:pPr>
+    </w:p>
+    <w:p>
+      <w:pPr>
+        <w:rPr>
+          <w:b w:val="0"/>
+          <w:bCs w:val="0"/>
+        </w:rPr>
+      </w:pPr>
+      <w:r>
+        <w:rPr>
+          <w:b w:val="0"/>
+          <w:bCs w:val="0"/>
+        </w:rPr>
+        <w:t>`*DATA FLOW*` **Maintenance Status**</w:t>
+      </w:r>
+    </w:p>
+    <w:p>
+      <w:pPr>
+        <w:rPr>
+          <w:b w:val="0"/>
+          <w:bCs w:val="0"/>
+        </w:rPr>
+      </w:pPr>
+    </w:p>
+    <w:p>
+      <w:pPr>
+        <w:rPr>
+          <w:b w:val="0"/>
+          <w:bCs w:val="0"/>
+        </w:rPr>
+      </w:pPr>
+      <w:r>
+        <w:rPr>
+          <w:b w:val="0"/>
+          <w:bCs w:val="0"/>
+        </w:rPr>
+        <w:t>### Data Stores</w:t>
+      </w:r>
+    </w:p>
+    <w:p>
+      <w:pPr>
+        <w:rPr>
+          <w:b w:val="0"/>
+          <w:bCs w:val="0"/>
+        </w:rPr>
+      </w:pPr>
+    </w:p>
+    <w:p>
+      <w:pPr>
+        <w:rPr>
+          <w:b w:val="0"/>
+          <w:bCs w:val="0"/>
+        </w:rPr>
+      </w:pPr>
+      <w:r>
+        <w:rPr>
+          <w:b w:val="0"/>
+          <w:bCs w:val="0"/>
+        </w:rPr>
+        <w:t>`*DATA STORE*` **D3 ATM Terminal Data**</w:t>
+      </w:r>
+    </w:p>
+    <w:p>
+      <w:pPr>
+        <w:rPr>
+          <w:b w:val="0"/>
+          <w:bCs w:val="0"/>
+        </w:rPr>
+      </w:pPr>
+    </w:p>
+    <w:p>
+      <w:pPr>
+        <w:rPr>
+          <w:b w:val="0"/>
+          <w:bCs w:val="0"/>
+        </w:rPr>
+      </w:pPr>
+      <w:r>
+        <w:rPr>
+          <w:b w:val="0"/>
+          <w:bCs w:val="0"/>
+        </w:rPr>
+        <w:t>`*DATA STORE*` **D4 Cassette Inventory**</w:t>
+      </w:r>
+    </w:p>
+    <w:p>
+      <w:pPr>
+        <w:rPr>
+          <w:b w:val="0"/>
+          <w:bCs w:val="0"/>
+        </w:rPr>
+      </w:pPr>
+    </w:p>
+    <w:p>
+      <w:pPr>
+        <w:rPr>
+          <w:b w:val="0"/>
+          <w:bCs w:val="0"/>
+        </w:rPr>
+      </w:pPr>
+      <w:r>
+        <w:rPr>
+          <w:b w:val="0"/>
+          <w:bCs w:val="0"/>
+        </w:rPr>
+        <w:t>`*DATA STORE*` **D5 Maintenance Records**</w:t>
+      </w:r>
+    </w:p>
+    <w:p>
+      <w:pPr>
+        <w:rPr>
+          <w:b w:val="0"/>
+          <w:bCs w:val="0"/>
+        </w:rPr>
+      </w:pPr>
+    </w:p>
+    <w:p>
+      <w:pPr>
+        <w:rPr>
+          <w:b w:val="0"/>
+          <w:bCs w:val="0"/>
+        </w:rPr>
+      </w:pPr>
+      <w:r>
+        <w:rPr>
+          <w:b w:val="0"/>
+          <w:bCs w:val="0"/>
+        </w:rPr>
+        <w:t>---</w:t>
+      </w:r>
+    </w:p>
+    <w:p>
+      <w:pPr>
+        <w:rPr>
+          <w:b w:val="0"/>
+          <w:bCs w:val="0"/>
+        </w:rPr>
+      </w:pPr>
+    </w:p>
+    <w:p>
+      <w:pPr>
+        <w:rPr>
+          <w:b w:val="0"/>
+          <w:bCs w:val="0"/>
+        </w:rPr>
+      </w:pPr>
+      <w:r>
+        <w:rPr>
+          <w:b w:val="0"/>
+          <w:bCs w:val="0"/>
+        </w:rPr>
+        <w:t># 4.0 PROTECT ATM SESSION</w:t>
+      </w:r>
+    </w:p>
+    <w:p>
+      <w:pPr>
+        <w:rPr>
+          <w:b w:val="0"/>
+          <w:bCs w:val="0"/>
+        </w:rPr>
+      </w:pPr>
+    </w:p>
+    <w:p>
+      <w:pPr>
+        <w:rPr>
+          <w:b w:val="0"/>
+          <w:bCs w:val="0"/>
+        </w:rPr>
+      </w:pPr>
+      <w:r>
+        <w:rPr>
+          <w:b w:val="0"/>
+          <w:bCs w:val="0"/>
+        </w:rPr>
+        <w:t>### CUSTOMER → 4.0 Protect ATM Session</w:t>
+      </w:r>
+    </w:p>
+    <w:p>
+      <w:pPr>
+        <w:rPr>
+          <w:b w:val="0"/>
+          <w:bCs w:val="0"/>
+        </w:rPr>
+      </w:pPr>
+    </w:p>
+    <w:p>
+      <w:pPr>
+        <w:rPr>
+          <w:b w:val="0"/>
+          <w:bCs w:val="0"/>
+        </w:rPr>
+      </w:pPr>
+      <w:r>
+        <w:rPr>
+          <w:b w:val="0"/>
+          <w:bCs w:val="0"/>
+        </w:rPr>
+        <w:t>`*DATA FLOW*` **Security Request**</w:t>
+      </w:r>
+    </w:p>
+    <w:p>
+      <w:pPr>
+        <w:rPr>
+          <w:b w:val="0"/>
+          <w:bCs w:val="0"/>
+        </w:rPr>
+      </w:pPr>
+    </w:p>
+    <w:p>
+      <w:pPr>
+        <w:rPr>
+          <w:b w:val="0"/>
+          <w:bCs w:val="0"/>
+        </w:rPr>
+      </w:pPr>
+      <w:r>
+        <w:rPr>
+          <w:b w:val="0"/>
+          <w:bCs w:val="0"/>
+        </w:rPr>
+        <w:t>### 4.0 Protect ATM Session → CUSTOMER</w:t>
+      </w:r>
+    </w:p>
+    <w:p>
+      <w:pPr>
+        <w:rPr>
+          <w:b w:val="0"/>
+          <w:bCs w:val="0"/>
+        </w:rPr>
+      </w:pPr>
+    </w:p>
+    <w:p>
+      <w:pPr>
+        <w:rPr>
+          <w:b w:val="0"/>
+          <w:bCs w:val="0"/>
+        </w:rPr>
+      </w:pPr>
+      <w:r>
+        <w:rPr>
+          <w:b w:val="0"/>
+          <w:bCs w:val="0"/>
+        </w:rPr>
+        <w:t>`*DATA FLOW*` **Security Status**</w:t>
+      </w:r>
+    </w:p>
+    <w:p>
+      <w:pPr>
+        <w:rPr>
+          <w:b w:val="0"/>
+          <w:bCs w:val="0"/>
+        </w:rPr>
+      </w:pPr>
+    </w:p>
+    <w:p>
+      <w:pPr>
+        <w:rPr>
+          <w:b w:val="0"/>
+          <w:bCs w:val="0"/>
+        </w:rPr>
+      </w:pPr>
+      <w:r>
+        <w:rPr>
+          <w:b w:val="0"/>
+          <w:bCs w:val="0"/>
+        </w:rPr>
+        <w:t>### 4.0 Protect ATM Session → D3 ATM Terminal Data</w:t>
+      </w:r>
+    </w:p>
+    <w:p>
+      <w:pPr>
+        <w:rPr>
+          <w:b w:val="0"/>
+          <w:bCs w:val="0"/>
+        </w:rPr>
+      </w:pPr>
+    </w:p>
+    <w:p>
+      <w:pPr>
+        <w:rPr>
+          <w:b w:val="0"/>
+          <w:bCs w:val="0"/>
+        </w:rPr>
+      </w:pPr>
+      <w:r>
+        <w:rPr>
+          <w:b w:val="0"/>
+          <w:bCs w:val="0"/>
+        </w:rPr>
+        <w:t>`*DATA FLOW*` **Security Data**</w:t>
+      </w:r>
+    </w:p>
+    <w:p>
+      <w:pPr>
+        <w:rPr>
+          <w:b w:val="0"/>
+          <w:bCs w:val="0"/>
+        </w:rPr>
+      </w:pPr>
+    </w:p>
+    <w:p>
+      <w:pPr>
+        <w:rPr>
+          <w:b w:val="0"/>
+          <w:bCs w:val="0"/>
+        </w:rPr>
+      </w:pPr>
+      <w:r>
+        <w:rPr>
+          <w:b w:val="0"/>
+          <w:bCs w:val="0"/>
+        </w:rPr>
+        <w:t>---</w:t>
+      </w:r>
+    </w:p>
+    <w:p>
+      <w:pPr>
+        <w:rPr>
+          <w:b w:val="0"/>
+          <w:bCs w:val="0"/>
+        </w:rPr>
+      </w:pPr>
+    </w:p>
+    <w:p>
+      <w:pPr>
+        <w:rPr>
+          <w:b w:val="0"/>
+          <w:bCs w:val="0"/>
+        </w:rPr>
+      </w:pPr>
+      <w:r>
+        <w:rPr>
+          <w:b w:val="0"/>
+          <w:bCs w:val="0"/>
+        </w:rPr>
+        <w:lastRenderedPageBreak/>
+        <w:t># Final Flow Summary</w:t>
+      </w:r>
+    </w:p>
+    <w:p>
+      <w:pPr>
+        <w:rPr>
+          <w:b w:val="0"/>
+          <w:bCs w:val="0"/>
+        </w:rPr>
+      </w:pPr>
+    </w:p>
+    <w:p>
+      <w:pPr>
+        <w:rPr>
+          <w:b w:val="0"/>
+          <w:bCs w:val="0"/>
+        </w:rPr>
+      </w:pPr>
+      <w:r>
+        <w:rPr>
+          <w:b w:val="0"/>
+          <w:bCs w:val="0"/>
+        </w:rPr>
+        <w:t>For our actual diagrams.net drawing, the complete structure is:</w:t>
+      </w:r>
+    </w:p>
+    <w:p>
+      <w:pPr>
+        <w:rPr>
+          <w:b w:val="0"/>
+          <w:bCs w:val="0"/>
+        </w:rPr>
+      </w:pPr>
+    </w:p>
+    <w:p>
+      <w:pPr>
+        <w:rPr>
+          <w:b w:val="0"/>
+          <w:bCs w:val="0"/>
+        </w:rPr>
+      </w:pPr>
+      <w:r>
+        <w:rPr>
+          <w:b w:val="0"/>
+          <w:bCs w:val="0"/>
+        </w:rPr>
+        <w:t>```text</w:t>
+      </w:r>
+    </w:p>
+    <w:p>
+      <w:pPr>
+        <w:rPr>
+          <w:b w:val="0"/>
+          <w:bCs w:val="0"/>
+        </w:rPr>
+      </w:pPr>
+      <w:r>
+        <w:rPr>
+          <w:b w:val="0"/>
+          <w:bCs w:val="0"/>
+        </w:rPr>
+        <w:t xml:space="preserve">                         ┌──────────────────────┐</w:t>
+      </w:r>
+    </w:p>
+    <w:p>
+      <w:pPr>
+        <w:rPr>
+          <w:b w:val="0"/>
+          <w:bCs w:val="0"/>
+        </w:rPr>
+      </w:pPr>
+      <w:r>
+        <w:rPr>
+          <w:b w:val="0"/>
+          <w:bCs w:val="0"/>
+        </w:rPr>
+        <w:t xml:space="preserve">                         │      CUSTOMER        │</w:t>
+      </w:r>
+    </w:p>
+    <w:p>
+      <w:pPr>
+        <w:rPr>
+          <w:b w:val="0"/>
+          <w:bCs w:val="0"/>
+        </w:rPr>
+      </w:pPr>
+      <w:r>
+        <w:rPr>
+          <w:b w:val="0"/>
+          <w:bCs w:val="0"/>
+        </w:rPr>
+        <w:t xml:space="preserve">                         └──────────┬───────────┘</w:t>
+      </w:r>
+    </w:p>
+    <w:p>
+      <w:pPr>
+        <w:rPr>
+          <w:b w:val="0"/>
+          <w:bCs w:val="0"/>
+        </w:rPr>
+      </w:pPr>
+      <w:r>
+        <w:rPr>
+          <w:b w:val="0"/>
+          <w:bCs w:val="0"/>
+        </w:rPr>
+        <w:t xml:space="preserve">                                    │</w:t>
+      </w:r>
+    </w:p>
+    <w:p>
+      <w:pPr>
+        <w:rPr>
+          <w:b w:val="0"/>
+          <w:bCs w:val="0"/>
+        </w:rPr>
+      </w:pPr>
+      <w:r>
+        <w:rPr>
+          <w:b w:val="0"/>
+          <w:bCs w:val="0"/>
+        </w:rPr>
+        <w:t xml:space="preserve">              Biometric Data        │</w:t>
+      </w:r>
+    </w:p>
+    <w:p>
+      <w:pPr>
+        <w:rPr>
+          <w:b w:val="0"/>
+          <w:bCs w:val="0"/>
+        </w:rPr>
+      </w:pPr>
+      <w:r>
+        <w:rPr>
+          <w:b w:val="0"/>
+          <w:bCs w:val="0"/>
+        </w:rPr>
+        <w:t xml:space="preserve">              Gesture Input         │</w:t>
+      </w:r>
+    </w:p>
+    <w:p>
+      <w:pPr>
+        <w:rPr>
+          <w:b w:val="0"/>
+          <w:bCs w:val="0"/>
+        </w:rPr>
+      </w:pPr>
+      <w:r>
+        <w:rPr>
+          <w:b w:val="0"/>
+          <w:bCs w:val="0"/>
+        </w:rPr>
+        <w:t xml:space="preserve">              Transaction Request   │</w:t>
+      </w:r>
+    </w:p>
+    <w:p>
+      <w:pPr>
+        <w:rPr>
+          <w:b w:val="0"/>
+          <w:bCs w:val="0"/>
+        </w:rPr>
+      </w:pPr>
+      <w:r>
+        <w:rPr>
+          <w:b w:val="0"/>
+          <w:bCs w:val="0"/>
+        </w:rPr>
+        <w:t xml:space="preserve">              Security Request      │</w:t>
+      </w:r>
+    </w:p>
+    <w:p>
+      <w:pPr>
+        <w:rPr>
+          <w:b w:val="0"/>
+          <w:bCs w:val="0"/>
+        </w:rPr>
+      </w:pPr>
+      <w:r>
+        <w:rPr>
+          <w:b w:val="0"/>
+          <w:bCs w:val="0"/>
+        </w:rPr>
+        <w:t xml:space="preserve">                                    ▼</w:t>
+      </w:r>
+    </w:p>
+    <w:p>
+      <w:pPr>
+        <w:rPr>
+          <w:b w:val="0"/>
+          <w:bCs w:val="0"/>
+        </w:rPr>
+      </w:pPr>
+      <w:r>
+        <w:rPr>
+          <w:b w:val="0"/>
+          <w:bCs w:val="0"/>
+        </w:rPr>
+        <w:t xml:space="preserve">                    ┌─────────────────────────┐</w:t>
+      </w:r>
+    </w:p>
+    <w:p>
+      <w:pPr>
+        <w:rPr>
+          <w:b w:val="0"/>
+          <w:bCs w:val="0"/>
+        </w:rPr>
+      </w:pPr>
+      <w:r>
+        <w:rPr>
+          <w:b w:val="0"/>
+          <w:bCs w:val="0"/>
+        </w:rPr>
+        <w:t xml:space="preserve">                    </w:t>
+      </w:r>
+      <w:proofErr w:type="gramStart"/>
+      <w:r>
+        <w:rPr>
+          <w:b w:val="0"/>
+          <w:bCs w:val="0"/>
+        </w:rPr>
+        <w:t>│  PROVIDE</w:t>
+      </w:r>
+      <w:proofErr w:type="gramEnd"/>
+      <w:r>
+        <w:rPr>
+          <w:b w:val="0"/>
+          <w:bCs w:val="0"/>
+        </w:rPr>
+        <w:t xml:space="preserve"> ATM SERVICES   │</w:t>
+      </w:r>
+    </w:p>
+    <w:p>
+      <w:pPr>
+        <w:rPr>
+          <w:b w:val="0"/>
+          <w:bCs w:val="0"/>
+        </w:rPr>
+      </w:pPr>
+      <w:r>
+        <w:rPr>
+          <w:b w:val="0"/>
+          <w:bCs w:val="0"/>
+        </w:rPr>
+        <w:t xml:space="preserve">                    └─────────────────────────┘</w:t>
+      </w:r>
+    </w:p>
+    <w:p>
+      <w:pPr>
+        <w:rPr>
+          <w:b w:val="0"/>
+          <w:bCs w:val="0"/>
+        </w:rPr>
+      </w:pPr>
+      <w:r>
+        <w:rPr>
+          <w:b w:val="0"/>
+          <w:bCs w:val="0"/>
+        </w:rPr>
+        <w:t xml:space="preserve">                         │              │</w:t>
+      </w:r>
+    </w:p>
+    <w:p>
+      <w:pPr>
+        <w:rPr>
+          <w:b w:val="0"/>
+          <w:bCs w:val="0"/>
+        </w:rPr>
+      </w:pPr>
+      <w:r>
+        <w:rPr>
+          <w:b w:val="0"/>
+          <w:bCs w:val="0"/>
+        </w:rPr>
+        <w:t xml:space="preserve">                         │              │</w:t>
+      </w:r>
+    </w:p>
+    <w:p>
+      <w:pPr>
+        <w:rPr>
+          <w:b w:val="0"/>
+          <w:bCs w:val="0"/>
+        </w:rPr>
+      </w:pPr>
+      <w:r>
+        <w:rPr>
+          <w:b w:val="0"/>
+          <w:bCs w:val="0"/>
+        </w:rPr>
+        <w:t xml:space="preserve">                         ▼              ▼</w:t>
+      </w:r>
+    </w:p>
+    <w:p>
+      <w:pPr>
+        <w:rPr>
+          <w:b w:val="0"/>
+          <w:bCs w:val="0"/>
+        </w:rPr>
+      </w:pPr>
+      <w:r>
+        <w:rPr>
+          <w:b w:val="0"/>
+          <w:bCs w:val="0"/>
+        </w:rPr>
+        <w:t xml:space="preserve">              CORE BANKING SYSTEM   FLEET OPERATIONS</w:t>
+      </w:r>
+    </w:p>
+    <w:p>
+      <w:pPr>
+        <w:rPr>
+          <w:b w:val="0"/>
+          <w:bCs w:val="0"/>
+        </w:rPr>
+      </w:pPr>
+      <w:r>
+        <w:rPr>
+          <w:b w:val="0"/>
+          <w:bCs w:val="0"/>
+        </w:rPr>
+        <w:t>```</w:t>
+      </w:r>
+    </w:p>
+    <w:p>
+      <w:pPr>
+        <w:rPr>
+          <w:b w:val="0"/>
+          <w:bCs w:val="0"/>
+        </w:rPr>
+      </w:pPr>
+    </w:p>
+    <w:p>
+      <w:pPr>
+        <w:rPr>
+          <w:b w:val="0"/>
+          <w:bCs w:val="0"/>
+        </w:rPr>
+      </w:pPr>
+      <w:r>
+        <w:rPr>
+          <w:b w:val="0"/>
+          <w:bCs w:val="0"/>
+        </w:rPr>
+        <w:t>And Level 1:</w:t>
+      </w:r>
+    </w:p>
+    <w:p>
+      <w:pPr>
+        <w:rPr>
+          <w:b w:val="0"/>
+          <w:bCs w:val="0"/>
+        </w:rPr>
+      </w:pPr>
+    </w:p>
+    <w:p>
+      <w:pPr>
+        <w:rPr>
+          <w:b w:val="0"/>
+          <w:bCs w:val="0"/>
+        </w:rPr>
+      </w:pPr>
+      <w:r>
+        <w:rPr>
+          <w:b w:val="0"/>
+          <w:bCs w:val="0"/>
+        </w:rPr>
+        <w:t>```text</w:t>
+      </w:r>
+    </w:p>
+    <w:p>
+      <w:pPr>
+        <w:rPr>
+          <w:b w:val="0"/>
+          <w:bCs w:val="0"/>
+        </w:rPr>
+      </w:pPr>
+      <w:r>
+        <w:rPr>
+          <w:b w:val="0"/>
+          <w:bCs w:val="0"/>
+        </w:rPr>
+        <w:t xml:space="preserve">                    ┌─────────────────────┐</w:t>
+      </w:r>
+    </w:p>
+    <w:p>
+      <w:pPr>
+        <w:rPr>
+          <w:b w:val="0"/>
+          <w:bCs w:val="0"/>
+        </w:rPr>
+      </w:pPr>
+      <w:r>
+        <w:rPr>
+          <w:b w:val="0"/>
+          <w:bCs w:val="0"/>
+        </w:rPr>
+        <w:lastRenderedPageBreak/>
+        <w:t xml:space="preserve">                    │ CUSTOMER / </w:t>
+      </w:r>
+      <w:proofErr w:type="gramStart"/>
+      <w:r>
+        <w:rPr>
+          <w:b w:val="0"/>
+          <w:bCs w:val="0"/>
+        </w:rPr>
+        <w:t>SYSTEMS  │</w:t>
+      </w:r>
+      <w:proofErr w:type="gramEnd"/>
+    </w:p>
+    <w:p>
+      <w:pPr>
+        <w:rPr>
+          <w:b w:val="0"/>
+          <w:bCs w:val="0"/>
+        </w:rPr>
+      </w:pPr>
+      <w:r>
+        <w:rPr>
+          <w:b w:val="0"/>
+          <w:bCs w:val="0"/>
+        </w:rPr>
+        <w:t xml:space="preserve">                    └──────────┬──────────┘</w:t>
+      </w:r>
+    </w:p>
+    <w:p>
+      <w:pPr>
+        <w:rPr>
+          <w:b w:val="0"/>
+          <w:bCs w:val="0"/>
+        </w:rPr>
+      </w:pPr>
+      <w:r>
+        <w:rPr>
+          <w:b w:val="0"/>
+          <w:bCs w:val="0"/>
+        </w:rPr>
+        <w:t xml:space="preserve">                               │</w:t>
+      </w:r>
+    </w:p>
+    <w:p>
+      <w:pPr>
+        <w:rPr>
+          <w:b w:val="0"/>
+          <w:bCs w:val="0"/>
+        </w:rPr>
+      </w:pPr>
+      <w:r>
+        <w:rPr>
+          <w:b w:val="0"/>
+          <w:bCs w:val="0"/>
+        </w:rPr>
+        <w:t xml:space="preserve">        ┌──────────────────────┼──────────────────────┐</w:t>
+      </w:r>
+    </w:p>
+    <w:p>
+      <w:pPr>
+        <w:rPr>
+          <w:b w:val="0"/>
+          <w:bCs w:val="0"/>
+        </w:rPr>
+      </w:pPr>
+      <w:r>
+        <w:rPr>
+          <w:b w:val="0"/>
+          <w:bCs w:val="0"/>
+        </w:rPr>
+        <w:t xml:space="preserve">        │                      │                      │</w:t>
+      </w:r>
+    </w:p>
+    <w:p>
+      <w:pPr>
+        <w:rPr>
+          <w:b w:val="0"/>
+          <w:bCs w:val="0"/>
+        </w:rPr>
+      </w:pPr>
+      <w:r>
+        <w:rPr>
+          <w:b w:val="0"/>
+          <w:bCs w:val="0"/>
+        </w:rPr>
+        <w:t xml:space="preserve">        ▼                      ▼                      ▼</w:t>
+      </w:r>
+    </w:p>
+    <w:p>
+      <w:pPr>
+        <w:rPr>
+          <w:b w:val="0"/>
+          <w:bCs w:val="0"/>
+        </w:rPr>
+      </w:pPr>
+      <w:r>
+        <w:rPr>
+          <w:b w:val="0"/>
+          <w:bCs w:val="0"/>
+        </w:rPr>
+        <w:t>┌────────────────┐    ┌────────────────┐    ┌────────────────────┐</w:t>
+      </w:r>
+    </w:p>
+    <w:p>
+      <w:pPr>
+        <w:rPr>
+          <w:b w:val="0"/>
+          <w:bCs w:val="0"/>
+        </w:rPr>
+      </w:pPr>
+      <w:r>
+        <w:rPr>
+          <w:b w:val="0"/>
+          <w:bCs w:val="0"/>
+        </w:rPr>
+        <w:t>│ 1.0            │    │ 2.0            │    │ 3.0                │</w:t>
+      </w:r>
+    </w:p>
+    <w:p>
+      <w:pPr>
+        <w:rPr>
+          <w:b w:val="0"/>
+          <w:bCs w:val="0"/>
+        </w:rPr>
+      </w:pPr>
+      <w:r>
+        <w:rPr>
+          <w:b w:val="0"/>
+          <w:bCs w:val="0"/>
+        </w:rPr>
+        <w:t>│ Authenticate   │───►│ Process        │    │ Monitor ATM        │</w:t>
+      </w:r>
+    </w:p>
+    <w:p>
+      <w:pPr>
+        <w:rPr>
+          <w:b w:val="0"/>
+          <w:bCs w:val="0"/>
+        </w:rPr>
+      </w:pPr>
+      <w:r>
+        <w:rPr>
+          <w:b w:val="0"/>
+          <w:bCs w:val="0"/>
+        </w:rPr>
+        <w:t>│ User           │    │ Transaction    │    │ Resources           │</w:t>
+      </w:r>
+    </w:p>
+    <w:p>
+      <w:pPr>
+        <w:rPr>
+          <w:b w:val="0"/>
+          <w:bCs w:val="0"/>
+        </w:rPr>
+      </w:pPr>
+      <w:r>
+        <w:rPr>
+          <w:b w:val="0"/>
+          <w:bCs w:val="0"/>
+        </w:rPr>
+        <w:t>└───────┬────────┘    └───────┬────────┘    └─────────┬──────────┘</w:t>
+      </w:r>
+    </w:p>
+    <w:p>
+      <w:pPr>
+        <w:rPr>
+          <w:b w:val="0"/>
+          <w:bCs w:val="0"/>
+        </w:rPr>
+      </w:pPr>
+      <w:r>
+        <w:rPr>
+          <w:b w:val="0"/>
+          <w:bCs w:val="0"/>
+        </w:rPr>
+        <w:t xml:space="preserve">        │                     │                       │</w:t>
+      </w:r>
+    </w:p>
+    <w:p>
+      <w:pPr>
+        <w:rPr>
+          <w:b w:val="0"/>
+          <w:bCs w:val="0"/>
+        </w:rPr>
+      </w:pPr>
+      <w:r>
+        <w:rPr>
+          <w:b w:val="0"/>
+          <w:bCs w:val="0"/>
+        </w:rPr>
+        <w:t xml:space="preserve">        ▼                     ▼                       ▼</w:t>
+      </w:r>
+    </w:p>
+    <w:p>
+      <w:pPr>
+        <w:rPr>
+          <w:b w:val="0"/>
+          <w:bCs w:val="0"/>
+        </w:rPr>
+      </w:pPr>
+      <w:r>
+        <w:rPr>
+          <w:b w:val="0"/>
+          <w:bCs w:val="0"/>
+        </w:rPr>
+        <w:t xml:space="preserve">       D1                    D2                  D3 / D4 / D5</w:t>
+      </w:r>
+    </w:p>
+    <w:p>
+      <w:pPr>
+        <w:rPr>
+          <w:b w:val="0"/>
+          <w:bCs w:val="0"/>
+        </w:rPr>
+      </w:pPr>
+    </w:p>
+    <w:p>
+      <w:pPr>
+        <w:rPr>
+          <w:b w:val="0"/>
+          <w:bCs w:val="0"/>
+        </w:rPr>
+      </w:pPr>
+      <w:r>
+        <w:rPr>
+          <w:b w:val="0"/>
+          <w:bCs w:val="0"/>
+        </w:rPr>
+        <w:t xml:space="preserve">                              </w:t>
+      </w:r>
+    </w:p>
+    <w:p>
+      <w:pPr>
+        <w:rPr>
+          <w:b w:val="0"/>
+          <w:bCs w:val="0"/>
+        </w:rPr>
+      </w:pPr>
+      <w:r>
+        <w:rPr>
+          <w:b w:val="0"/>
+          <w:bCs w:val="0"/>
+        </w:rPr>
+        <w:t xml:space="preserve">                    ┌────────────────┐</w:t>
+      </w:r>
+    </w:p>
+    <w:p>
+      <w:pPr>
+        <w:rPr>
+          <w:b w:val="0"/>
+          <w:bCs w:val="0"/>
+        </w:rPr>
+      </w:pPr>
+      <w:r>
+        <w:rPr>
+          <w:b w:val="0"/>
+          <w:bCs w:val="0"/>
+        </w:rPr>
+        <w:t xml:space="preserve">                    │ 4.0            │</w:t>
+      </w:r>
+    </w:p>
+    <w:p>
+      <w:pPr>
+        <w:rPr>
+          <w:b w:val="0"/>
+          <w:bCs w:val="0"/>
+        </w:rPr>
+      </w:pPr>
+      <w:r>
+        <w:rPr>
+          <w:b w:val="0"/>
+          <w:bCs w:val="0"/>
+        </w:rPr>
+        <w:t xml:space="preserve">                    │ Protect ATM    │</w:t>
+      </w:r>
+    </w:p>
+    <w:p>
+      <w:pPr>
+        <w:rPr>
+          <w:b w:val="0"/>
+          <w:bCs w:val="0"/>
+        </w:rPr>
+      </w:pPr>
+      <w:r>
+        <w:rPr>
+          <w:b w:val="0"/>
+          <w:bCs w:val="0"/>
+        </w:rPr>
+        <w:t xml:space="preserve">                    │ Session        │</w:t>
+      </w:r>
+    </w:p>
+    <w:p>
+      <w:pPr>
+        <w:rPr>
+          <w:b w:val="0"/>
+          <w:bCs w:val="0"/>
+        </w:rPr>
+      </w:pPr>
+      <w:r>
+        <w:rPr>
+          <w:b w:val="0"/>
+          <w:bCs w:val="0"/>
+        </w:rPr>
+        <w:t xml:space="preserve">                    └───────┬────────┘</w:t>
+      </w:r>
+    </w:p>
+    <w:p>
+      <w:pPr>
+        <w:rPr>
+          <w:b w:val="0"/>
+          <w:bCs w:val="0"/>
+        </w:rPr>
+      </w:pPr>
+      <w:r>
+        <w:rPr>
+          <w:b w:val="0"/>
+          <w:bCs w:val="0"/>
+        </w:rPr>
+        <w:t xml:space="preserve">                            │</w:t>
+      </w:r>
+    </w:p>
+    <w:p>
+      <w:pPr>
+        <w:rPr>
+          <w:b w:val="0"/>
+          <w:bCs w:val="0"/>
+        </w:rPr>
+      </w:pPr>
+      <w:r>
+        <w:rPr>
+          <w:b w:val="0"/>
+          <w:bCs w:val="0"/>
+        </w:rPr>
+        <w:t xml:space="preserve">                            ▼</w:t>
+      </w:r>
+    </w:p>
+    <w:p>
+      <w:pPr>
+        <w:rPr>
+          <w:b w:val="0"/>
+          <w:bCs w:val="0"/>
+        </w:rPr>
+      </w:pPr>
+      <w:r>
+        <w:rPr>
+          <w:b w:val="0"/>
+          <w:bCs w:val="0"/>
+        </w:rPr>
+        <w:t xml:space="preserve">                           D3</w:t>
+      </w:r>
+    </w:p>
+    <w:p>
+      <w:pPr>
+        <w:rPr>
+          <w:b w:val="0"/>
+          <w:bCs w:val="0"/>
+        </w:rPr>
+      </w:pPr>
+      <w:r>
+        <w:rPr>
+          <w:b w:val="0"/>
+          <w:bCs w:val="0"/>
+        </w:rPr>
+        <w:t>```</w:t>
+      </w:r>
+    </w:p>
+    <w:p>
+      <w:pPr>
+        <w:rPr>
+          <w:b w:val="0"/>
+          <w:bCs w:val="0"/>
+        </w:rPr>
+      </w:pPr>
+    </w:p>
+    <w:p>
+      <w:pPr>
+        <w:rPr>
+          <w:b w:val="0"/>
+          <w:bCs w:val="0"/>
+        </w:rPr>
+      </w:pPr>
+      <w:r>
+        <w:rPr>
+          <w:b w:val="0"/>
+          <w:bCs w:val="0"/>
+        </w:rPr>
+        <w:lastRenderedPageBreak/>
+        <w:t>### The important final rule</w:t>
+      </w:r>
+    </w:p>
+    <w:p>
+      <w:pPr>
+        <w:rPr>
+          <w:b w:val="0"/>
+          <w:bCs w:val="0"/>
+        </w:rPr>
+      </w:pPr>
+    </w:p>
+    <w:p>
+      <w:pPr>
+        <w:rPr>
+          <w:b w:val="0"/>
+          <w:bCs w:val="0"/>
+        </w:rPr>
+      </w:pPr>
+      <w:r>
+        <w:rPr>
+          <w:b w:val="0"/>
+          <w:bCs w:val="0"/>
+        </w:rPr>
+        <w:t xml:space="preserve">**We are not adding new processes or changing the original system </w:t>
+      </w:r>
+      <w:proofErr w:type="gramStart"/>
+      <w:r>
+        <w:rPr>
+          <w:b w:val="0"/>
+          <w:bCs w:val="0"/>
+        </w:rPr>
+        <w:t>logic.*</w:t>
+      </w:r>
+      <w:proofErr w:type="gramEnd"/>
+      <w:r>
+        <w:rPr>
+          <w:b w:val="0"/>
+          <w:bCs w:val="0"/>
+        </w:rPr>
+        <w:t>* The simplification is only in the **data-flow names** so the actual diagram is readable.</w:t>
+      </w:r>
+    </w:p>
+    <w:p>
+      <w:pPr>
+        <w:rPr>
+          <w:b w:val="0"/>
+          <w:bCs w:val="0"/>
+        </w:rPr>
+      </w:pPr>
+    </w:p>
+    <w:p>
+      <w:pPr>
+        <w:rPr>
+          <w:b w:val="0"/>
+          <w:bCs w:val="0"/>
+        </w:rPr>
+      </w:pPr>
+      <w:proofErr w:type="gramStart"/>
+      <w:r>
+        <w:rPr>
+          <w:b w:val="0"/>
+          <w:bCs w:val="0"/>
+        </w:rPr>
+        <w:t>So</w:t>
+      </w:r>
+      <w:proofErr w:type="gramEnd"/>
+      <w:r>
+        <w:rPr>
+          <w:b w:val="0"/>
+          <w:bCs w:val="0"/>
+        </w:rPr>
+        <w:t xml:space="preserve"> our finalized process structure remains:</w:t>
+      </w:r>
+    </w:p>
+    <w:p>
+      <w:pPr>
+        <w:rPr>
+          <w:b w:val="0"/>
+          <w:bCs w:val="0"/>
+        </w:rPr>
+      </w:pPr>
+    </w:p>
+    <w:p>
+      <w:pPr>
+        <w:rPr>
+          <w:b w:val="0"/>
+          <w:bCs w:val="0"/>
+        </w:rPr>
+      </w:pPr>
+      <w:r>
+        <w:rPr>
+          <w:b w:val="0"/>
+          <w:bCs w:val="0"/>
+        </w:rPr>
+        <w:t xml:space="preserve">**Level </w:t>
+      </w:r>
+      <w:proofErr w:type="gramStart"/>
+      <w:r>
+        <w:rPr>
+          <w:b w:val="0"/>
+          <w:bCs w:val="0"/>
+        </w:rPr>
+        <w:t>0:*</w:t>
+      </w:r>
+      <w:proofErr w:type="gramEnd"/>
+      <w:r>
+        <w:rPr>
+          <w:b w:val="0"/>
+          <w:bCs w:val="0"/>
+        </w:rPr>
+        <w:t>*</w:t>
+      </w:r>
+    </w:p>
+    <w:p>
+      <w:pPr>
+        <w:rPr>
+          <w:b w:val="0"/>
+          <w:bCs w:val="0"/>
+        </w:rPr>
+      </w:pPr>
+      <w:r>
+        <w:rPr>
+          <w:b w:val="0"/>
+          <w:bCs w:val="0"/>
+        </w:rPr>
+        <w:t>`PROVIDE ATM SERVICES`</w:t>
+      </w:r>
+    </w:p>
+    <w:p>
+      <w:pPr>
+        <w:rPr>
+          <w:b w:val="0"/>
+          <w:bCs w:val="0"/>
+        </w:rPr>
+      </w:pPr>
+    </w:p>
+    <w:p>
+      <w:pPr>
+        <w:rPr>
+          <w:b w:val="0"/>
+          <w:bCs w:val="0"/>
+        </w:rPr>
+      </w:pPr>
+      <w:r>
+        <w:rPr>
+          <w:b w:val="0"/>
+          <w:bCs w:val="0"/>
+        </w:rPr>
+        <w:t xml:space="preserve">**Level </w:t>
+      </w:r>
+      <w:proofErr w:type="gramStart"/>
+      <w:r>
+        <w:rPr>
+          <w:b w:val="0"/>
+          <w:bCs w:val="0"/>
+        </w:rPr>
+        <w:t>1:*</w:t>
+      </w:r>
+      <w:proofErr w:type="gramEnd"/>
+      <w:r>
+        <w:rPr>
+          <w:b w:val="0"/>
+          <w:bCs w:val="0"/>
+        </w:rPr>
+        <w:t>*</w:t>
+      </w:r>
+    </w:p>
+    <w:p>
+      <w:pPr>
+        <w:rPr>
+          <w:b w:val="0"/>
+          <w:bCs w:val="0"/>
+        </w:rPr>
+      </w:pPr>
+      <w:r>
+        <w:rPr>
+          <w:b w:val="0"/>
+          <w:bCs w:val="0"/>
+        </w:rPr>
+        <w:t>`1.0 Authenticate User` → `2.0 Process Transaction` → `3.0 Monitor ATM Resources` → `4.0 Protect ATM Session`</w:t>
+      </w:r>
+    </w:p>
+    <w:p>
+      <w:pPr>
+        <w:rPr>
+          <w:b w:val="0"/>
+          <w:bCs w:val="0"/>
+        </w:rPr>
+      </w:pPr>
+    </w:p>
+    <w:p>
+      <w:pPr>
+        <w:rPr>
+          <w:b w:val="0"/>
+          <w:bCs w:val="0"/>
+        </w:rPr>
+      </w:pPr>
+      <w:r>
+        <w:rPr>
+          <w:b w:val="0"/>
+          <w:bCs w:val="0"/>
+        </w:rPr>
+        <w:t>with **D1–D5** as our established data stores.</w:t>
+      </w:r>
+    </w:p>
+    <w:p>
+      <w:r>
+        <w:t>___________________________________________________________</w:t>
+      </w:r>
+    </w:p>
     <w:p/>
     <w:p>
       <w:pPr>
